--- a/competition/3_2026全國大專院校產學創新實作競賽~10.22/編輯/附件五：作品摘要.docx
+++ b/competition/3_2026全國大專院校產學創新實作競賽~10.22/編輯/附件五：作品摘要.docx
@@ -9,14 +9,14 @@
         <w:ind w:left="-14" w:firstLine="440"/>
         <w:jc w:val="right"/>
         <w:rPr>
-          <w:rFonts w:ascii="Times New Roman" w:eastAsia="標楷體" w:hAnsi="Times New Roman"/>
+          <w:rFonts w:ascii="Times New Roman" w:eastAsia="DFKai-SB" w:hAnsi="Times New Roman"/>
           <w:sz w:val="22"/>
           <w:bdr w:val="single" w:sz="4" w:space="0" w:color="auto" w:frame="1"/>
         </w:rPr>
       </w:pPr>
       <w:r>
         <w:rPr>
-          <w:rFonts w:ascii="Times New Roman" w:eastAsia="標楷體" w:hAnsi="Times New Roman" w:hint="eastAsia"/>
+          <w:rFonts w:ascii="Times New Roman" w:eastAsia="DFKai-SB" w:hAnsi="Times New Roman" w:hint="eastAsia"/>
           <w:sz w:val="22"/>
           <w:bdr w:val="single" w:sz="4" w:space="0" w:color="auto" w:frame="1"/>
         </w:rPr>
@@ -27,7 +27,7 @@
       <w:pPr>
         <w:jc w:val="center"/>
         <w:rPr>
-          <w:rFonts w:ascii="Times New Roman" w:eastAsia="標楷體" w:hAnsi="Times New Roman" w:cs="DFKaiShu-SB-Estd-BF"/>
+          <w:rFonts w:ascii="Times New Roman" w:eastAsia="DFKai-SB" w:hAnsi="Times New Roman" w:cs="DFKaiShu-SB-Estd-BF"/>
           <w:b/>
           <w:kern w:val="0"/>
           <w:sz w:val="40"/>
@@ -40,7 +40,7 @@
         <w:spacing w:line="500" w:lineRule="exact"/>
         <w:jc w:val="center"/>
         <w:rPr>
-          <w:rFonts w:ascii="標楷體" w:eastAsia="標楷體" w:hAnsi="標楷體" w:cs="新細明體"/>
+          <w:rFonts w:ascii="DFKai-SB" w:eastAsia="DFKai-SB" w:hAnsi="DFKai-SB" w:cs="PMingLiU"/>
           <w:b/>
           <w:color w:val="000000"/>
           <w:spacing w:val="-1"/>
@@ -70,7 +70,7 @@
       </w:r>
       <w:r>
         <w:rPr>
-          <w:rFonts w:ascii="標楷體" w:eastAsia="標楷體" w:hAnsi="標楷體" w:cs="新細明體"/>
+          <w:rFonts w:ascii="DFKai-SB" w:eastAsia="DFKai-SB" w:hAnsi="DFKai-SB" w:cs="PMingLiU"/>
           <w:b/>
           <w:color w:val="000000"/>
           <w:spacing w:val="-1"/>
@@ -84,7 +84,7 @@
       <w:pPr>
         <w:spacing w:line="500" w:lineRule="exact"/>
         <w:rPr>
-          <w:rFonts w:ascii="新細明體" w:eastAsia="新細明體" w:hAnsi="新細明體" w:cs="新細明體"/>
+          <w:rFonts w:ascii="PMingLiU" w:eastAsia="PMingLiU" w:hAnsi="PMingLiU" w:cs="PMingLiU"/>
           <w:color w:val="000000"/>
           <w:spacing w:val="3"/>
         </w:rPr>
@@ -94,7 +94,7 @@
       <w:pPr>
         <w:spacing w:line="500" w:lineRule="exact"/>
         <w:rPr>
-          <w:rFonts w:ascii="Times New Roman" w:eastAsia="標楷體" w:hAnsi="Times New Roman" w:cs="Times New Roman"/>
+          <w:rFonts w:ascii="Times New Roman" w:eastAsia="DFKai-SB" w:hAnsi="Times New Roman" w:cs="Times New Roman"/>
           <w:color w:val="000000"/>
           <w:spacing w:val="4"/>
           <w:sz w:val="28"/>
@@ -102,7 +102,7 @@
       </w:pPr>
       <w:r>
         <w:rPr>
-          <w:rFonts w:ascii="Times New Roman" w:eastAsia="標楷體" w:hAnsi="Times New Roman" w:cs="Times New Roman"/>
+          <w:rFonts w:ascii="Times New Roman" w:eastAsia="DFKai-SB" w:hAnsi="Times New Roman" w:cs="Times New Roman"/>
           <w:color w:val="000000"/>
           <w:spacing w:val="3"/>
           <w:sz w:val="28"/>
@@ -111,7 +111,7 @@
       </w:r>
       <w:r>
         <w:rPr>
-          <w:rFonts w:ascii="Times New Roman" w:eastAsia="標楷體" w:hAnsi="Times New Roman" w:cs="Times New Roman"/>
+          <w:rFonts w:ascii="Times New Roman" w:eastAsia="DFKai-SB" w:hAnsi="Times New Roman" w:cs="Times New Roman"/>
           <w:spacing w:val="1"/>
           <w:sz w:val="28"/>
         </w:rPr>
@@ -119,7 +119,7 @@
       </w:r>
       <w:r>
         <w:rPr>
-          <w:rFonts w:ascii="Times New Roman" w:eastAsia="標楷體" w:hAnsi="Times New Roman" w:cs="Times New Roman"/>
+          <w:rFonts w:ascii="Times New Roman" w:eastAsia="DFKai-SB" w:hAnsi="Times New Roman" w:cs="Times New Roman"/>
           <w:color w:val="000000"/>
           <w:spacing w:val="5"/>
           <w:sz w:val="28"/>
@@ -128,7 +128,7 @@
       </w:r>
       <w:r>
         <w:rPr>
-          <w:rFonts w:ascii="Times New Roman" w:eastAsia="標楷體" w:hAnsi="Times New Roman" w:cs="Times New Roman"/>
+          <w:rFonts w:ascii="Times New Roman" w:eastAsia="DFKai-SB" w:hAnsi="Times New Roman" w:cs="Times New Roman"/>
           <w:spacing w:val="1"/>
           <w:sz w:val="28"/>
         </w:rPr>
@@ -136,7 +136,7 @@
       </w:r>
       <w:r>
         <w:rPr>
-          <w:rFonts w:ascii="Times New Roman" w:eastAsia="標楷體" w:hAnsi="Times New Roman" w:cs="Times New Roman"/>
+          <w:rFonts w:ascii="Times New Roman" w:eastAsia="DFKai-SB" w:hAnsi="Times New Roman" w:cs="Times New Roman"/>
           <w:color w:val="000000"/>
           <w:spacing w:val="4"/>
           <w:sz w:val="28"/>
@@ -148,14 +148,14 @@
       <w:pPr>
         <w:spacing w:line="500" w:lineRule="exact"/>
         <w:rPr>
-          <w:rFonts w:ascii="Times New Roman" w:eastAsia="標楷體" w:hAnsi="Times New Roman" w:cs="Times New Roman"/>
+          <w:rFonts w:ascii="Times New Roman" w:eastAsia="DFKai-SB" w:hAnsi="Times New Roman" w:cs="Times New Roman"/>
           <w:color w:val="000000"/>
           <w:sz w:val="28"/>
         </w:rPr>
       </w:pPr>
       <w:r>
         <w:rPr>
-          <w:rFonts w:ascii="Times New Roman" w:eastAsia="標楷體" w:hAnsi="Times New Roman" w:cs="Times New Roman"/>
+          <w:rFonts w:ascii="Times New Roman" w:eastAsia="DFKai-SB" w:hAnsi="Times New Roman" w:cs="Times New Roman"/>
           <w:color w:val="000000"/>
           <w:spacing w:val="-1"/>
           <w:sz w:val="28"/>
@@ -164,7 +164,7 @@
       </w:r>
       <w:r>
         <w:rPr>
-          <w:rFonts w:ascii="Times New Roman" w:eastAsia="標楷體" w:hAnsi="Times New Roman" w:cs="Times New Roman"/>
+          <w:rFonts w:ascii="Times New Roman" w:eastAsia="DFKai-SB" w:hAnsi="Times New Roman" w:cs="Times New Roman"/>
           <w:color w:val="000000"/>
           <w:sz w:val="28"/>
         </w:rPr>
@@ -175,7 +175,7 @@
       <w:pPr>
         <w:spacing w:line="500" w:lineRule="exact"/>
         <w:rPr>
-          <w:rFonts w:ascii="Times New Roman" w:eastAsia="標楷體" w:hAnsi="Times New Roman" w:cs="Times New Roman"/>
+          <w:rFonts w:ascii="Times New Roman" w:eastAsia="DFKai-SB" w:hAnsi="Times New Roman" w:cs="Times New Roman"/>
           <w:sz w:val="28"/>
         </w:rPr>
       </w:pPr>
@@ -201,13 +201,13 @@
             <w:pPr>
               <w:spacing w:line="500" w:lineRule="exact"/>
               <w:rPr>
-                <w:rFonts w:ascii="標楷體" w:eastAsia="標楷體" w:hAnsi="標楷體" w:cs="Times New Roman"/>
+                <w:rFonts w:ascii="DFKai-SB" w:eastAsia="DFKai-SB" w:hAnsi="DFKai-SB" w:cs="Times New Roman"/>
                 <w:szCs w:val="20"/>
               </w:rPr>
             </w:pPr>
             <w:r>
               <w:rPr>
-                <w:rFonts w:ascii="標楷體" w:eastAsia="標楷體" w:hAnsi="標楷體" w:cs="Times New Roman"/>
+                <w:rFonts w:ascii="DFKai-SB" w:eastAsia="DFKai-SB" w:hAnsi="DFKai-SB" w:cs="Times New Roman"/>
                 <w:szCs w:val="20"/>
               </w:rPr>
               <w:t>摘要：</w:t>
@@ -216,24 +216,39 @@
           <w:p>
             <w:pPr>
               <w:spacing w:line="500" w:lineRule="exact"/>
-              <w:rPr>
-                <w:rFonts w:ascii="標楷體" w:eastAsia="標楷體" w:hAnsi="標楷體" w:cs="Times New Roman"/>
+              <w:jc w:val="both"/>
+              <w:rPr>
+                <w:rFonts w:ascii="DFKai-SB" w:eastAsia="DFKai-SB" w:hAnsi="DFKai-SB" w:cs="Times New Roman"/>
                 <w:szCs w:val="20"/>
               </w:rPr>
             </w:pPr>
             <w:r>
               <w:rPr>
-                <w:rFonts w:ascii="標楷體" w:eastAsia="標楷體" w:hAnsi="標楷體" w:cs="Times New Roman"/>
-                <w:szCs w:val="20"/>
-              </w:rPr>
-              <w:t>「救『舊』我的書」是一套整合行動應用程式與智慧書櫃的校園二手書交易系統，針對面交時間難以配合、書況資訊不透明及交易信任不足等問題，提供便利且具保障的交易流程。系統透過 ISBN 條碼掃描自動帶入書籍資料，結合 AI 輔助書況描述與內容審核，簡化上架作業；買賣雙方可利用即時聊天進行協商，並透過 QR Code 操作智慧書櫃，完成存書與取書，實現二十四小時非同步交付。此外，採用「先驗收、後撥款」機制，搭配申訴處理與管理後台，提升交易安全性。本作品結合軟體服務、物聯網與實體硬體，促進閒置書籍再利用，期望降低學生購書負擔，實踐校園資源共享與循環經濟。</w:t>
+                <w:rFonts w:ascii="DFKai-SB" w:eastAsia="DFKai-SB" w:hAnsi="DFKai-SB" w:cs="Times New Roman"/>
+                <w:szCs w:val="20"/>
+              </w:rPr>
+              <w:t>「救『舊』我的書」是一套整合行動應用程式與智慧書櫃的校園二手書交易系統，針對面交時間難以配合、書況資訊不透明及交易信任不足等問題，提供便利且具保障的交易流程。系統透過ISBN條碼掃描自動帶入書籍資料，結合AI輔助書況描述與內容審核，簡化上架作業；買賣雙方可利用即時聊天進行協商，並透過QR</w:t>
+            </w:r>
+            <w:r>
+              <w:rPr>
+                <w:rFonts w:ascii="DFKai-SB" w:eastAsia="DFKai-SB" w:hAnsi="DFKai-SB" w:cs="Times New Roman" w:hint="eastAsia"/>
+                <w:szCs w:val="20"/>
+              </w:rPr>
+              <w:t xml:space="preserve"> </w:t>
+            </w:r>
+            <w:r>
+              <w:rPr>
+                <w:rFonts w:ascii="DFKai-SB" w:eastAsia="DFKai-SB" w:hAnsi="DFKai-SB" w:cs="Times New Roman"/>
+                <w:szCs w:val="20"/>
+              </w:rPr>
+              <w:t>Code操作智慧書櫃，完成存書與取書，實現二十四小時非同步交付。此外，採用「先驗收、後撥款」機制，搭配申訴處理與管理後台，提升交易安全性。本作品結合軟體服務、物聯網與實體硬體，促進閒置書籍再利用，期望降低學生購書負擔，實踐校園資源共享與循環經濟。</w:t>
             </w:r>
           </w:p>
           <w:p>
             <w:pPr>
               <w:spacing w:line="500" w:lineRule="exact"/>
               <w:rPr>
-                <w:rFonts w:ascii="標楷體" w:eastAsia="標楷體" w:hAnsi="標楷體" w:cs="Times New Roman" w:hint="eastAsia"/>
+                <w:rFonts w:ascii="DFKai-SB" w:eastAsia="DFKai-SB" w:hAnsi="DFKai-SB" w:cs="Times New Roman"/>
                 <w:szCs w:val="20"/>
               </w:rPr>
             </w:pPr>
@@ -242,27 +257,27 @@
             <w:pPr>
               <w:spacing w:line="500" w:lineRule="exact"/>
               <w:rPr>
-                <w:rFonts w:ascii="標楷體" w:eastAsia="標楷體" w:hAnsi="標楷體" w:cs="Times New Roman"/>
+                <w:rFonts w:ascii="DFKai-SB" w:eastAsia="DFKai-SB" w:hAnsi="DFKai-SB" w:cs="Times New Roman"/>
                 <w:szCs w:val="20"/>
               </w:rPr>
             </w:pPr>
             <w:r>
               <w:rPr>
-                <w:rFonts w:ascii="標楷體" w:eastAsia="標楷體" w:hAnsi="標楷體" w:cs="Times New Roman"/>
+                <w:rFonts w:ascii="DFKai-SB" w:eastAsia="DFKai-SB" w:hAnsi="DFKai-SB" w:cs="Times New Roman"/>
                 <w:szCs w:val="20"/>
               </w:rPr>
               <w:t>學校</w:t>
             </w:r>
             <w:r>
               <w:rPr>
-                <w:rFonts w:ascii="標楷體" w:eastAsia="標楷體" w:hAnsi="標楷體" w:cs="Times New Roman" w:hint="eastAsia"/>
+                <w:rFonts w:ascii="DFKai-SB" w:eastAsia="DFKai-SB" w:hAnsi="DFKai-SB" w:cs="Times New Roman" w:hint="eastAsia"/>
                 <w:szCs w:val="20"/>
               </w:rPr>
               <w:t>：</w:t>
             </w:r>
             <w:r>
               <w:rPr>
-                <w:rFonts w:ascii="標楷體" w:eastAsia="標楷體" w:hAnsi="標楷體" w:cs="Times New Roman" w:hint="eastAsia"/>
+                <w:rFonts w:ascii="DFKai-SB" w:eastAsia="DFKai-SB" w:hAnsi="DFKai-SB" w:cs="Times New Roman" w:hint="eastAsia"/>
                 <w:szCs w:val="20"/>
               </w:rPr>
               <w:t>國立臺北商業大學</w:t>
@@ -272,27 +287,27 @@
             <w:pPr>
               <w:spacing w:line="500" w:lineRule="exact"/>
               <w:rPr>
-                <w:rFonts w:ascii="標楷體" w:eastAsia="標楷體" w:hAnsi="標楷體" w:cs="Times New Roman"/>
+                <w:rFonts w:ascii="DFKai-SB" w:eastAsia="DFKai-SB" w:hAnsi="DFKai-SB" w:cs="Times New Roman"/>
                 <w:szCs w:val="20"/>
               </w:rPr>
             </w:pPr>
             <w:r>
               <w:rPr>
-                <w:rFonts w:ascii="標楷體" w:eastAsia="標楷體" w:hAnsi="標楷體" w:cs="Times New Roman"/>
+                <w:rFonts w:ascii="DFKai-SB" w:eastAsia="DFKai-SB" w:hAnsi="DFKai-SB" w:cs="Times New Roman"/>
                 <w:szCs w:val="20"/>
               </w:rPr>
               <w:t>專題名稱</w:t>
             </w:r>
             <w:r>
               <w:rPr>
-                <w:rFonts w:ascii="標楷體" w:eastAsia="標楷體" w:hAnsi="標楷體" w:cs="Times New Roman" w:hint="eastAsia"/>
+                <w:rFonts w:ascii="DFKai-SB" w:eastAsia="DFKai-SB" w:hAnsi="DFKai-SB" w:cs="Times New Roman" w:hint="eastAsia"/>
                 <w:szCs w:val="20"/>
               </w:rPr>
               <w:t>：</w:t>
             </w:r>
             <w:r>
               <w:rPr>
-                <w:rFonts w:ascii="標楷體" w:eastAsia="標楷體" w:hAnsi="標楷體" w:cs="Times New Roman" w:hint="eastAsia"/>
+                <w:rFonts w:ascii="DFKai-SB" w:eastAsia="DFKai-SB" w:hAnsi="DFKai-SB" w:cs="Times New Roman" w:hint="eastAsia"/>
                 <w:szCs w:val="20"/>
               </w:rPr>
               <w:t>救「舊」我的書</w:t>
@@ -302,27 +317,27 @@
             <w:pPr>
               <w:spacing w:line="500" w:lineRule="exact"/>
               <w:rPr>
-                <w:rFonts w:ascii="標楷體" w:eastAsia="標楷體" w:hAnsi="標楷體" w:cs="Times New Roman"/>
+                <w:rFonts w:ascii="DFKai-SB" w:eastAsia="DFKai-SB" w:hAnsi="DFKai-SB" w:cs="Times New Roman"/>
                 <w:szCs w:val="20"/>
               </w:rPr>
             </w:pPr>
             <w:r>
               <w:rPr>
-                <w:rFonts w:ascii="標楷體" w:eastAsia="標楷體" w:hAnsi="標楷體" w:cs="Times New Roman"/>
+                <w:rFonts w:ascii="DFKai-SB" w:eastAsia="DFKai-SB" w:hAnsi="DFKai-SB" w:cs="Times New Roman"/>
                 <w:szCs w:val="20"/>
               </w:rPr>
               <w:t>指導老師</w:t>
             </w:r>
             <w:r>
               <w:rPr>
-                <w:rFonts w:ascii="標楷體" w:eastAsia="標楷體" w:hAnsi="標楷體" w:cs="Times New Roman" w:hint="eastAsia"/>
+                <w:rFonts w:ascii="DFKai-SB" w:eastAsia="DFKai-SB" w:hAnsi="DFKai-SB" w:cs="Times New Roman" w:hint="eastAsia"/>
                 <w:szCs w:val="20"/>
               </w:rPr>
               <w:t>：</w:t>
             </w:r>
             <w:r>
               <w:rPr>
-                <w:rFonts w:ascii="標楷體" w:eastAsia="標楷體" w:hAnsi="標楷體" w:cs="Times New Roman" w:hint="eastAsia"/>
+                <w:rFonts w:ascii="DFKai-SB" w:eastAsia="DFKai-SB" w:hAnsi="DFKai-SB" w:cs="Times New Roman" w:hint="eastAsia"/>
                 <w:szCs w:val="20"/>
               </w:rPr>
               <w:t>林俊杰</w:t>
@@ -332,69 +347,69 @@
             <w:pPr>
               <w:spacing w:line="500" w:lineRule="exact"/>
               <w:rPr>
-                <w:rFonts w:ascii="標楷體" w:eastAsia="標楷體" w:hAnsi="標楷體" w:cs="Times New Roman" w:hint="eastAsia"/>
+                <w:rFonts w:ascii="DFKai-SB" w:eastAsia="DFKai-SB" w:hAnsi="DFKai-SB" w:cs="Times New Roman"/>
                 <w:szCs w:val="20"/>
               </w:rPr>
             </w:pPr>
             <w:r>
               <w:rPr>
-                <w:rFonts w:ascii="標楷體" w:eastAsia="標楷體" w:hAnsi="標楷體" w:cs="Times New Roman"/>
+                <w:rFonts w:ascii="DFKai-SB" w:eastAsia="DFKai-SB" w:hAnsi="DFKai-SB" w:cs="Times New Roman"/>
                 <w:szCs w:val="20"/>
               </w:rPr>
               <w:t>參加學生</w:t>
             </w:r>
             <w:r>
               <w:rPr>
-                <w:rFonts w:ascii="標楷體" w:eastAsia="標楷體" w:hAnsi="標楷體" w:cs="Times New Roman" w:hint="eastAsia"/>
+                <w:rFonts w:ascii="DFKai-SB" w:eastAsia="DFKai-SB" w:hAnsi="DFKai-SB" w:cs="Times New Roman" w:hint="eastAsia"/>
                 <w:szCs w:val="20"/>
               </w:rPr>
               <w:t>：</w:t>
             </w:r>
             <w:r>
               <w:rPr>
-                <w:rFonts w:ascii="標楷體" w:eastAsia="標楷體" w:hAnsi="標楷體" w:cs="Times New Roman"/>
+                <w:rFonts w:ascii="DFKai-SB" w:eastAsia="DFKai-SB" w:hAnsi="DFKai-SB" w:cs="Times New Roman"/>
                 <w:szCs w:val="20"/>
               </w:rPr>
               <w:t>許凱俊</w:t>
             </w:r>
             <w:r>
               <w:rPr>
-                <w:rFonts w:ascii="標楷體" w:eastAsia="標楷體" w:hAnsi="標楷體" w:cs="Times New Roman"/>
+                <w:rFonts w:ascii="DFKai-SB" w:eastAsia="DFKai-SB" w:hAnsi="DFKai-SB" w:cs="Times New Roman"/>
                 <w:szCs w:val="20"/>
               </w:rPr>
               <w:t>、</w:t>
             </w:r>
             <w:r>
               <w:rPr>
-                <w:rFonts w:ascii="標楷體" w:eastAsia="標楷體" w:hAnsi="標楷體" w:cs="Times New Roman"/>
+                <w:rFonts w:ascii="DFKai-SB" w:eastAsia="DFKai-SB" w:hAnsi="DFKai-SB" w:cs="Times New Roman"/>
                 <w:szCs w:val="20"/>
               </w:rPr>
               <w:t>陳秉鴻</w:t>
             </w:r>
             <w:r>
               <w:rPr>
-                <w:rFonts w:ascii="標楷體" w:eastAsia="標楷體" w:hAnsi="標楷體" w:cs="Times New Roman"/>
+                <w:rFonts w:ascii="DFKai-SB" w:eastAsia="DFKai-SB" w:hAnsi="DFKai-SB" w:cs="Times New Roman"/>
                 <w:szCs w:val="20"/>
               </w:rPr>
               <w:t>、</w:t>
             </w:r>
             <w:r>
               <w:rPr>
-                <w:rFonts w:ascii="標楷體" w:eastAsia="標楷體" w:hAnsi="標楷體" w:cs="Times New Roman"/>
+                <w:rFonts w:ascii="DFKai-SB" w:eastAsia="DFKai-SB" w:hAnsi="DFKai-SB" w:cs="Times New Roman"/>
                 <w:szCs w:val="20"/>
               </w:rPr>
               <w:t>連卉媗</w:t>
             </w:r>
             <w:r>
               <w:rPr>
-                <w:rFonts w:ascii="標楷體" w:eastAsia="標楷體" w:hAnsi="標楷體" w:cs="Times New Roman"/>
+                <w:rFonts w:ascii="DFKai-SB" w:eastAsia="DFKai-SB" w:hAnsi="DFKai-SB" w:cs="Times New Roman"/>
                 <w:szCs w:val="20"/>
               </w:rPr>
               <w:t>、</w:t>
             </w:r>
             <w:r>
               <w:rPr>
-                <w:rFonts w:ascii="標楷體" w:eastAsia="標楷體" w:hAnsi="標楷體" w:cs="Times New Roman"/>
+                <w:rFonts w:ascii="DFKai-SB" w:eastAsia="DFKai-SB" w:hAnsi="DFKai-SB" w:cs="Times New Roman"/>
                 <w:szCs w:val="20"/>
               </w:rPr>
               <w:t>江芸萱</w:t>
@@ -866,6 +881,7 @@
   <w:style w:type="character" w:default="1" w:styleId="a0">
     <w:name w:val="Default Paragraph Font"/>
     <w:uiPriority w:val="1"/>
+    <w:semiHidden/>
     <w:unhideWhenUsed/>
   </w:style>
   <w:style w:type="table" w:default="1" w:styleId="a1">
